--- a/final_report/Индивидуальное задание на учебную производственную(преддипломную) практику студента.docx
+++ b/final_report/Индивидуальное задание на учебную производственную(преддипломную) практику студента.docx
@@ -47,29 +47,7 @@
           <w:szCs w:val="18"/>
           <w:lang w:eastAsia="ru-RU"/>
         </w:rPr>
-        <w:t xml:space="preserve">ФГАОУ ВО «УрФУ имени первого Президента России </w:t>
-      </w:r>
-      <w:proofErr w:type="gramStart"/>
-      <w:r>
-        <w:rPr>
-          <w:rFonts w:ascii="Times New Roman" w:eastAsia="Times New Roman" w:hAnsi="Times New Roman" w:cs="Times New Roman"/>
-          <w:b/>
-          <w:sz w:val="18"/>
-          <w:szCs w:val="18"/>
-          <w:lang w:eastAsia="ru-RU"/>
-        </w:rPr>
-        <w:t>Б.Н.</w:t>
-      </w:r>
-      <w:proofErr w:type="gramEnd"/>
-      <w:r>
-        <w:rPr>
-          <w:rFonts w:ascii="Times New Roman" w:eastAsia="Times New Roman" w:hAnsi="Times New Roman" w:cs="Times New Roman"/>
-          <w:b/>
-          <w:sz w:val="18"/>
-          <w:szCs w:val="18"/>
-          <w:lang w:eastAsia="ru-RU"/>
-        </w:rPr>
-        <w:t xml:space="preserve"> Ельцина»</w:t>
+        <w:t>ФГАОУ ВО «УрФУ имени первого Президента России Б.Н. Ельцина»</w:t>
       </w:r>
     </w:p>
     <w:p>
@@ -140,46 +118,69 @@
                 <w:rFonts w:ascii="Times New Roman" w:eastAsia="Times New Roman" w:hAnsi="Times New Roman" w:cs="Times New Roman"/>
                 <w:sz w:val="28"/>
                 <w:szCs w:val="24"/>
-                <w:lang w:eastAsia="ru-RU"/>
-              </w:rPr>
-            </w:pPr>
-            <w:proofErr w:type="gramStart"/>
+                <w:u w:val="single"/>
+                <w:lang w:eastAsia="ru-RU"/>
+              </w:rPr>
+            </w:pPr>
             <w:r>
               <w:rPr>
                 <w:rFonts w:ascii="Times New Roman" w:eastAsia="Times New Roman" w:hAnsi="Times New Roman" w:cs="Times New Roman"/>
                 <w:sz w:val="28"/>
                 <w:szCs w:val="24"/>
-                <w:lang w:eastAsia="ru-RU"/>
-              </w:rPr>
-              <w:t xml:space="preserve">«  </w:t>
-            </w:r>
-            <w:proofErr w:type="gramEnd"/>
+                <w:u w:val="single"/>
+                <w:lang w:eastAsia="ru-RU"/>
+              </w:rPr>
+              <w:t>27</w:t>
+            </w:r>
             <w:r>
               <w:rPr>
                 <w:rFonts w:ascii="Times New Roman" w:eastAsia="Times New Roman" w:hAnsi="Times New Roman" w:cs="Times New Roman"/>
                 <w:sz w:val="28"/>
                 <w:szCs w:val="24"/>
-                <w:lang w:eastAsia="ru-RU"/>
-              </w:rPr>
-              <w:t xml:space="preserve"> » _______ 20</w:t>
+                <w:u w:val="single"/>
+                <w:lang w:eastAsia="ru-RU"/>
+              </w:rPr>
+              <w:t xml:space="preserve"> </w:t>
             </w:r>
             <w:r>
               <w:rPr>
                 <w:rFonts w:ascii="Times New Roman" w:eastAsia="Times New Roman" w:hAnsi="Times New Roman" w:cs="Times New Roman"/>
                 <w:sz w:val="28"/>
                 <w:szCs w:val="24"/>
-                <w:lang w:eastAsia="ru-RU"/>
-              </w:rPr>
-              <w:t>2</w:t>
+                <w:u w:val="single"/>
+                <w:lang w:eastAsia="ru-RU"/>
+              </w:rPr>
+              <w:t xml:space="preserve">июня </w:t>
             </w:r>
             <w:r>
               <w:rPr>
                 <w:rFonts w:ascii="Times New Roman" w:eastAsia="Times New Roman" w:hAnsi="Times New Roman" w:cs="Times New Roman"/>
                 <w:sz w:val="28"/>
                 <w:szCs w:val="24"/>
-                <w:lang w:eastAsia="ru-RU"/>
-              </w:rPr>
-              <w:t>_</w:t>
+                <w:u w:val="single"/>
+                <w:lang w:eastAsia="ru-RU"/>
+              </w:rPr>
+              <w:t>20</w:t>
+            </w:r>
+            <w:r>
+              <w:rPr>
+                <w:rFonts w:ascii="Times New Roman" w:eastAsia="Times New Roman" w:hAnsi="Times New Roman" w:cs="Times New Roman"/>
+                <w:sz w:val="28"/>
+                <w:szCs w:val="24"/>
+                <w:u w:val="single"/>
+                <w:lang w:eastAsia="ru-RU"/>
+              </w:rPr>
+              <w:t>2</w:t>
+            </w:r>
+            <w:r>
+              <w:rPr>
+                <w:rFonts w:ascii="Times New Roman" w:eastAsia="Times New Roman" w:hAnsi="Times New Roman" w:cs="Times New Roman"/>
+                <w:sz w:val="28"/>
+                <w:szCs w:val="24"/>
+                <w:u w:val="single"/>
+                <w:lang w:eastAsia="ru-RU"/>
+              </w:rPr>
+              <w:t>5 г.</w:t>
             </w:r>
           </w:p>
         </w:tc>
@@ -222,7 +223,7 @@
                 <w:szCs w:val="24"/>
                 <w:lang w:eastAsia="ru-RU"/>
               </w:rPr>
-              <w:t xml:space="preserve"> УрФУ</w:t>
+              <w:t>УрФУ</w:t>
             </w:r>
           </w:p>
           <w:p>
@@ -231,46 +232,29 @@
                 <w:rFonts w:ascii="Times New Roman" w:eastAsia="Times New Roman" w:hAnsi="Times New Roman" w:cs="Times New Roman"/>
                 <w:sz w:val="28"/>
                 <w:szCs w:val="24"/>
-                <w:lang w:eastAsia="ru-RU"/>
-              </w:rPr>
-            </w:pPr>
-            <w:proofErr w:type="gramStart"/>
+                <w:u w:val="single"/>
+                <w:lang w:eastAsia="ru-RU"/>
+              </w:rPr>
+            </w:pPr>
             <w:r>
               <w:rPr>
                 <w:rFonts w:ascii="Times New Roman" w:eastAsia="Times New Roman" w:hAnsi="Times New Roman" w:cs="Times New Roman"/>
                 <w:sz w:val="28"/>
                 <w:szCs w:val="24"/>
-                <w:lang w:eastAsia="ru-RU"/>
-              </w:rPr>
-              <w:t xml:space="preserve">«  </w:t>
-            </w:r>
-            <w:proofErr w:type="gramEnd"/>
+                <w:u w:val="single"/>
+                <w:lang w:eastAsia="ru-RU"/>
+              </w:rPr>
+              <w:t>27 июня 2025 г</w:t>
+            </w:r>
             <w:r>
               <w:rPr>
                 <w:rFonts w:ascii="Times New Roman" w:eastAsia="Times New Roman" w:hAnsi="Times New Roman" w:cs="Times New Roman"/>
                 <w:sz w:val="28"/>
                 <w:szCs w:val="24"/>
-                <w:lang w:eastAsia="ru-RU"/>
-              </w:rPr>
-              <w:t xml:space="preserve"> » _______ 20</w:t>
-            </w:r>
-            <w:r>
-              <w:rPr>
-                <w:rFonts w:ascii="Times New Roman" w:eastAsia="Times New Roman" w:hAnsi="Times New Roman" w:cs="Times New Roman"/>
-                <w:sz w:val="28"/>
-                <w:szCs w:val="24"/>
-                <w:lang w:eastAsia="ru-RU"/>
-              </w:rPr>
-              <w:t>2</w:t>
-            </w:r>
-            <w:r>
-              <w:rPr>
-                <w:rFonts w:ascii="Times New Roman" w:eastAsia="Times New Roman" w:hAnsi="Times New Roman" w:cs="Times New Roman"/>
-                <w:sz w:val="28"/>
-                <w:szCs w:val="24"/>
-                <w:lang w:eastAsia="ru-RU"/>
-              </w:rPr>
-              <w:t>_</w:t>
+                <w:u w:val="single"/>
+                <w:lang w:eastAsia="ru-RU"/>
+              </w:rPr>
+              <w:t>.</w:t>
             </w:r>
           </w:p>
         </w:tc>
@@ -319,7 +303,37 @@
                 <w:rFonts w:ascii="Times New Roman" w:hAnsi="Times New Roman" w:cs="Times New Roman"/>
                 <w:lang w:eastAsia="ru-RU"/>
               </w:rPr>
-              <w:t xml:space="preserve">              ____________________</w:t>
+              <w:t xml:space="preserve">              </w:t>
+            </w:r>
+            <w:r>
+              <w:rPr>
+                <w:rFonts w:ascii="Times New Roman" w:hAnsi="Times New Roman" w:cs="Times New Roman"/>
+                <w:lang w:eastAsia="ru-RU"/>
+              </w:rPr>
+              <w:t>__</w:t>
+            </w:r>
+            <w:r>
+              <w:rPr>
+                <w:rFonts w:ascii="Times New Roman" w:hAnsi="Times New Roman" w:cs="Times New Roman"/>
+                <w:u w:val="single"/>
+                <w:lang w:eastAsia="ru-RU"/>
+              </w:rPr>
+              <w:t>Каманин Д. В.</w:t>
+            </w:r>
+            <w:r>
+              <w:rPr>
+                <w:rFonts w:ascii="Times New Roman" w:hAnsi="Times New Roman" w:cs="Times New Roman"/>
+                <w:u w:val="single"/>
+                <w:lang w:eastAsia="ru-RU"/>
+              </w:rPr>
+              <w:t>_</w:t>
+            </w:r>
+            <w:r>
+              <w:rPr>
+                <w:rFonts w:ascii="Times New Roman" w:hAnsi="Times New Roman" w:cs="Times New Roman"/>
+                <w:lang w:eastAsia="ru-RU"/>
+              </w:rPr>
+              <w:t>_</w:t>
             </w:r>
           </w:p>
           <w:p>
@@ -338,7 +352,27 @@
                 <w:vertAlign w:val="superscript"/>
                 <w:lang w:eastAsia="ru-RU"/>
               </w:rPr>
-              <w:t xml:space="preserve">       </w:t>
+              <w:t xml:space="preserve">    </w:t>
+            </w:r>
+            <w:r>
+              <w:rPr>
+                <w:rFonts w:ascii="Times New Roman" w:hAnsi="Times New Roman" w:cs="Times New Roman"/>
+                <w:sz w:val="16"/>
+                <w:szCs w:val="28"/>
+                <w:vertAlign w:val="superscript"/>
+                <w:lang w:eastAsia="ru-RU"/>
+              </w:rPr>
+              <w:t xml:space="preserve">    </w:t>
+            </w:r>
+            <w:r>
+              <w:rPr>
+                <w:rFonts w:ascii="Times New Roman" w:hAnsi="Times New Roman" w:cs="Times New Roman"/>
+                <w:sz w:val="16"/>
+                <w:szCs w:val="28"/>
+                <w:vertAlign w:val="superscript"/>
+                <w:lang w:eastAsia="ru-RU"/>
+              </w:rPr>
+              <w:t xml:space="preserve">   </w:t>
             </w:r>
             <w:r>
               <w:rPr>
@@ -346,7 +380,7 @@
                 <w:vertAlign w:val="superscript"/>
                 <w:lang w:eastAsia="ru-RU"/>
               </w:rPr>
-              <w:t>Подпись                                          расшифровка подписи</w:t>
+              <w:t>Подпись                                    расшифровка подписи</w:t>
             </w:r>
           </w:p>
           <w:p>
@@ -450,7 +484,22 @@
                 <w:rFonts w:ascii="Times New Roman" w:hAnsi="Times New Roman" w:cs="Times New Roman"/>
                 <w:lang w:eastAsia="ru-RU"/>
               </w:rPr>
-              <w:t>____________________</w:t>
+              <w:t>__</w:t>
+            </w:r>
+            <w:r>
+              <w:rPr>
+                <w:rFonts w:ascii="Times New Roman" w:hAnsi="Times New Roman" w:cs="Times New Roman"/>
+                <w:u w:val="single"/>
+                <w:lang w:eastAsia="ru-RU"/>
+              </w:rPr>
+              <w:t>Иванов В. Ю.</w:t>
+            </w:r>
+            <w:r>
+              <w:rPr>
+                <w:rFonts w:ascii="Times New Roman" w:hAnsi="Times New Roman" w:cs="Times New Roman"/>
+                <w:lang w:eastAsia="ru-RU"/>
+              </w:rPr>
+              <w:t>__</w:t>
             </w:r>
           </w:p>
           <w:p>
@@ -469,7 +518,27 @@
                 <w:vertAlign w:val="superscript"/>
                 <w:lang w:eastAsia="ru-RU"/>
               </w:rPr>
-              <w:t xml:space="preserve">       </w:t>
+              <w:t xml:space="preserve">    </w:t>
+            </w:r>
+            <w:r>
+              <w:rPr>
+                <w:rFonts w:ascii="Times New Roman" w:hAnsi="Times New Roman" w:cs="Times New Roman"/>
+                <w:sz w:val="16"/>
+                <w:szCs w:val="28"/>
+                <w:vertAlign w:val="superscript"/>
+                <w:lang w:eastAsia="ru-RU"/>
+              </w:rPr>
+              <w:t xml:space="preserve">   </w:t>
+            </w:r>
+            <w:r>
+              <w:rPr>
+                <w:rFonts w:ascii="Times New Roman" w:hAnsi="Times New Roman" w:cs="Times New Roman"/>
+                <w:sz w:val="16"/>
+                <w:szCs w:val="28"/>
+                <w:vertAlign w:val="superscript"/>
+                <w:lang w:eastAsia="ru-RU"/>
+              </w:rPr>
+              <w:t xml:space="preserve">   </w:t>
             </w:r>
             <w:r>
               <w:rPr>
@@ -477,13 +546,13 @@
                 <w:vertAlign w:val="superscript"/>
                 <w:lang w:eastAsia="ru-RU"/>
               </w:rPr>
-              <w:t xml:space="preserve">Подпись                                          </w:t>
+              <w:t xml:space="preserve">Подпись                                        </w:t>
             </w:r>
             <w:r>
               <w:rPr>
                 <w:rFonts w:ascii="Times New Roman" w:hAnsi="Times New Roman" w:cs="Times New Roman"/>
                 <w:vertAlign w:val="superscript"/>
-                <w:lang w:val="en-US" w:eastAsia="ru-RU"/>
+                <w:lang w:eastAsia="ru-RU"/>
               </w:rPr>
               <w:t xml:space="preserve">      </w:t>
             </w:r>
@@ -549,7 +618,6 @@
         </w:rPr>
         <w:t xml:space="preserve"> </w:t>
       </w:r>
-      <w:proofErr w:type="spellStart"/>
       <w:r>
         <w:rPr>
           <w:rFonts w:ascii="Times New Roman" w:hAnsi="Times New Roman" w:cs="Times New Roman"/>
@@ -557,7 +625,6 @@
         </w:rPr>
         <w:t>ФтИ</w:t>
       </w:r>
-      <w:proofErr w:type="spellEnd"/>
       <w:r>
         <w:rPr>
           <w:rFonts w:ascii="Times New Roman" w:eastAsia="Times New Roman" w:hAnsi="Times New Roman" w:cs="Times New Roman"/>
@@ -869,7 +936,23 @@
           <w:u w:val="single"/>
           <w:lang w:eastAsia="ru-RU"/>
         </w:rPr>
-        <w:t>""</w:t>
+        <w:t>"</w:t>
+      </w:r>
+      <w:r>
+        <w:rPr>
+          <w:rFonts w:ascii="Times New Roman" w:eastAsia="Times New Roman" w:hAnsi="Times New Roman" w:cs="Times New Roman"/>
+          <w:u w:val="single"/>
+          <w:lang w:eastAsia="ru-RU"/>
+        </w:rPr>
+        <w:t>Изучение принципов работы планарных кремниевых детекторов и экспериментальные измерения основных статических и динамических параметров детекторов</w:t>
+      </w:r>
+      <w:r>
+        <w:rPr>
+          <w:rFonts w:ascii="Times New Roman" w:eastAsia="Times New Roman" w:hAnsi="Times New Roman" w:cs="Times New Roman"/>
+          <w:u w:val="single"/>
+          <w:lang w:eastAsia="ru-RU"/>
+        </w:rPr>
+        <w:t>"</w:t>
       </w:r>
     </w:p>
     <w:p>
@@ -1190,7 +1273,6 @@
         <w:tc>
           <w:tcPr>
             <w:tcW w:w="1101" w:type="dxa"/>
-            <w:shd w:val="clear" w:color="auto" w:fill="auto"/>
             <w:vAlign w:val="center"/>
           </w:tcPr>
           <w:p>
@@ -1221,7 +1303,6 @@
         <w:tc>
           <w:tcPr>
             <w:tcW w:w="5528" w:type="dxa"/>
-            <w:shd w:val="clear" w:color="auto" w:fill="auto"/>
             <w:vAlign w:val="center"/>
           </w:tcPr>
           <w:p>
@@ -1253,7 +1334,6 @@
         <w:tc>
           <w:tcPr>
             <w:tcW w:w="1559" w:type="dxa"/>
-            <w:shd w:val="clear" w:color="auto" w:fill="auto"/>
             <w:vAlign w:val="center"/>
           </w:tcPr>
           <w:p>
@@ -1285,7 +1365,6 @@
         <w:tc>
           <w:tcPr>
             <w:tcW w:w="1276" w:type="dxa"/>
-            <w:shd w:val="clear" w:color="auto" w:fill="auto"/>
             <w:vAlign w:val="center"/>
           </w:tcPr>
           <w:p>
@@ -1322,7 +1401,6 @@
         <w:tc>
           <w:tcPr>
             <w:tcW w:w="1101" w:type="dxa"/>
-            <w:shd w:val="clear" w:color="auto" w:fill="auto"/>
             <w:vAlign w:val="center"/>
           </w:tcPr>
           <w:p>
@@ -1350,7 +1428,6 @@
         <w:tc>
           <w:tcPr>
             <w:tcW w:w="5528" w:type="dxa"/>
-            <w:shd w:val="clear" w:color="auto" w:fill="auto"/>
           </w:tcPr>
           <w:p>
             <w:pPr>
@@ -1376,7 +1453,6 @@
         <w:tc>
           <w:tcPr>
             <w:tcW w:w="1559" w:type="dxa"/>
-            <w:shd w:val="clear" w:color="auto" w:fill="auto"/>
             <w:vAlign w:val="center"/>
           </w:tcPr>
           <w:p>
@@ -1443,7 +1519,6 @@
         <w:tc>
           <w:tcPr>
             <w:tcW w:w="1276" w:type="dxa"/>
-            <w:shd w:val="clear" w:color="auto" w:fill="auto"/>
             <w:vAlign w:val="center"/>
           </w:tcPr>
           <w:p>
@@ -1473,7 +1548,6 @@
         <w:tc>
           <w:tcPr>
             <w:tcW w:w="1101" w:type="dxa"/>
-            <w:shd w:val="clear" w:color="auto" w:fill="auto"/>
             <w:vAlign w:val="center"/>
           </w:tcPr>
           <w:p>
@@ -1501,7 +1575,6 @@
         <w:tc>
           <w:tcPr>
             <w:tcW w:w="5528" w:type="dxa"/>
-            <w:shd w:val="clear" w:color="auto" w:fill="auto"/>
           </w:tcPr>
           <w:p>
             <w:pPr>
@@ -1636,7 +1709,6 @@
         <w:tc>
           <w:tcPr>
             <w:tcW w:w="1559" w:type="dxa"/>
-            <w:shd w:val="clear" w:color="auto" w:fill="auto"/>
             <w:vAlign w:val="center"/>
           </w:tcPr>
           <w:p>
@@ -1703,7 +1775,6 @@
         <w:tc>
           <w:tcPr>
             <w:tcW w:w="1276" w:type="dxa"/>
-            <w:shd w:val="clear" w:color="auto" w:fill="auto"/>
             <w:vAlign w:val="center"/>
           </w:tcPr>
           <w:p>
@@ -1733,7 +1804,6 @@
         <w:tc>
           <w:tcPr>
             <w:tcW w:w="1101" w:type="dxa"/>
-            <w:shd w:val="clear" w:color="auto" w:fill="auto"/>
             <w:vAlign w:val="center"/>
           </w:tcPr>
           <w:p>
@@ -1761,7 +1831,6 @@
         <w:tc>
           <w:tcPr>
             <w:tcW w:w="5528" w:type="dxa"/>
-            <w:shd w:val="clear" w:color="auto" w:fill="auto"/>
           </w:tcPr>
           <w:p>
             <w:pPr>
@@ -1805,7 +1874,6 @@
         <w:tc>
           <w:tcPr>
             <w:tcW w:w="1559" w:type="dxa"/>
-            <w:shd w:val="clear" w:color="auto" w:fill="auto"/>
             <w:vAlign w:val="center"/>
           </w:tcPr>
           <w:p>
@@ -1872,7 +1940,6 @@
         <w:tc>
           <w:tcPr>
             <w:tcW w:w="1276" w:type="dxa"/>
-            <w:shd w:val="clear" w:color="auto" w:fill="auto"/>
             <w:vAlign w:val="center"/>
           </w:tcPr>
           <w:p>
@@ -2042,15 +2109,7 @@
           <w:rFonts w:ascii="Times New Roman" w:hAnsi="Times New Roman" w:cs="Times New Roman"/>
           <w:lang w:eastAsia="ru-RU"/>
         </w:rPr>
-        <w:t>_____________</w:t>
-      </w:r>
-      <w:proofErr w:type="gramStart"/>
-      <w:r>
-        <w:rPr>
-          <w:rFonts w:ascii="Times New Roman" w:hAnsi="Times New Roman" w:cs="Times New Roman"/>
-          <w:lang w:eastAsia="ru-RU"/>
-        </w:rPr>
-        <w:t>_</w:t>
+        <w:t>______________</w:t>
       </w:r>
       <w:r>
         <w:rPr>
@@ -2065,16 +2124,7 @@
           <w:u w:val="single"/>
           <w:lang w:eastAsia="ru-RU"/>
         </w:rPr>
-        <w:t>Замятин</w:t>
-      </w:r>
-      <w:proofErr w:type="gramEnd"/>
-      <w:r>
-        <w:rPr>
-          <w:rFonts w:ascii="Times New Roman" w:hAnsi="Times New Roman" w:cs="Times New Roman"/>
-          <w:u w:val="single"/>
-          <w:lang w:eastAsia="ru-RU"/>
-        </w:rPr>
-        <w:t xml:space="preserve"> Николай Иванович</w:t>
+        <w:t>Замятин Николай Иванович</w:t>
       </w:r>
     </w:p>
     <w:p>

--- a/final_report/Индивидуальное задание на учебную производственную(преддипломную) практику студента.docx
+++ b/final_report/Индивидуальное задание на учебную производственную(преддипломную) практику студента.docx
@@ -10,8 +10,8 @@
         <w:rPr>
           <w:rFonts w:ascii="Times New Roman" w:eastAsia="Times New Roman" w:hAnsi="Times New Roman" w:cs="Times New Roman"/>
           <w:b/>
-          <w:sz w:val="18"/>
-          <w:szCs w:val="18"/>
+          <w:sz w:val="24"/>
+          <w:szCs w:val="24"/>
           <w:lang w:eastAsia="ru-RU"/>
         </w:rPr>
       </w:pPr>
@@ -19,8 +19,8 @@
         <w:rPr>
           <w:rFonts w:ascii="Times New Roman" w:eastAsia="Times New Roman" w:hAnsi="Times New Roman" w:cs="Times New Roman"/>
           <w:b/>
-          <w:sz w:val="18"/>
-          <w:szCs w:val="18"/>
+          <w:sz w:val="24"/>
+          <w:szCs w:val="24"/>
           <w:lang w:eastAsia="ru-RU"/>
         </w:rPr>
         <w:t>Министерство науки и высшего образования Российской Федерации</w:t>
@@ -34,8 +34,8 @@
         <w:rPr>
           <w:rFonts w:ascii="Times New Roman" w:eastAsia="Times New Roman" w:hAnsi="Times New Roman" w:cs="Times New Roman"/>
           <w:b/>
-          <w:sz w:val="18"/>
-          <w:szCs w:val="18"/>
+          <w:sz w:val="24"/>
+          <w:szCs w:val="24"/>
           <w:lang w:eastAsia="ru-RU"/>
         </w:rPr>
       </w:pPr>
@@ -43,11 +43,33 @@
         <w:rPr>
           <w:rFonts w:ascii="Times New Roman" w:eastAsia="Times New Roman" w:hAnsi="Times New Roman" w:cs="Times New Roman"/>
           <w:b/>
-          <w:sz w:val="18"/>
-          <w:szCs w:val="18"/>
-          <w:lang w:eastAsia="ru-RU"/>
-        </w:rPr>
-        <w:t>ФГАОУ ВО «УрФУ имени первого Президента России Б.Н. Ельцина»</w:t>
+          <w:sz w:val="24"/>
+          <w:szCs w:val="24"/>
+          <w:lang w:eastAsia="ru-RU"/>
+        </w:rPr>
+        <w:t xml:space="preserve">ФГАОУ ВО «УрФУ имени первого Президента России </w:t>
+      </w:r>
+      <w:proofErr w:type="gramStart"/>
+      <w:r>
+        <w:rPr>
+          <w:rFonts w:ascii="Times New Roman" w:eastAsia="Times New Roman" w:hAnsi="Times New Roman" w:cs="Times New Roman"/>
+          <w:b/>
+          <w:sz w:val="24"/>
+          <w:szCs w:val="24"/>
+          <w:lang w:eastAsia="ru-RU"/>
+        </w:rPr>
+        <w:t>Б.Н.</w:t>
+      </w:r>
+      <w:proofErr w:type="gramEnd"/>
+      <w:r>
+        <w:rPr>
+          <w:rFonts w:ascii="Times New Roman" w:eastAsia="Times New Roman" w:hAnsi="Times New Roman" w:cs="Times New Roman"/>
+          <w:b/>
+          <w:sz w:val="24"/>
+          <w:szCs w:val="24"/>
+          <w:lang w:eastAsia="ru-RU"/>
+        </w:rPr>
+        <w:t xml:space="preserve"> Ельцина»</w:t>
       </w:r>
     </w:p>
     <w:p>
@@ -618,6 +640,7 @@
         </w:rPr>
         <w:t xml:space="preserve"> </w:t>
       </w:r>
+      <w:proofErr w:type="spellStart"/>
       <w:r>
         <w:rPr>
           <w:rFonts w:ascii="Times New Roman" w:hAnsi="Times New Roman" w:cs="Times New Roman"/>
@@ -625,6 +648,7 @@
         </w:rPr>
         <w:t>ФтИ</w:t>
       </w:r>
+      <w:proofErr w:type="spellEnd"/>
       <w:r>
         <w:rPr>
           <w:rFonts w:ascii="Times New Roman" w:eastAsia="Times New Roman" w:hAnsi="Times New Roman" w:cs="Times New Roman"/>
@@ -1693,7 +1717,43 @@
                 <w:szCs w:val="18"/>
                 <w:lang w:eastAsia="ru-RU"/>
               </w:rPr>
-              <w:t>Ознакомление с технологиями производства кремниевых детекторов</w:t>
+              <w:t>Ознакомление с технологи</w:t>
+            </w:r>
+            <w:r>
+              <w:rPr>
+                <w:rFonts w:ascii="Times New Roman" w:eastAsia="Times New Roman" w:hAnsi="Times New Roman" w:cs="Times New Roman"/>
+                <w:sz w:val="18"/>
+                <w:szCs w:val="18"/>
+                <w:lang w:eastAsia="ru-RU"/>
+              </w:rPr>
+              <w:t>ей</w:t>
+            </w:r>
+            <w:r>
+              <w:rPr>
+                <w:rFonts w:ascii="Times New Roman" w:eastAsia="Times New Roman" w:hAnsi="Times New Roman" w:cs="Times New Roman"/>
+                <w:sz w:val="18"/>
+                <w:szCs w:val="18"/>
+                <w:lang w:eastAsia="ru-RU"/>
+              </w:rPr>
+              <w:t xml:space="preserve"> </w:t>
+            </w:r>
+            <w:r>
+              <w:rPr>
+                <w:rFonts w:ascii="Times New Roman" w:eastAsia="Times New Roman" w:hAnsi="Times New Roman" w:cs="Times New Roman"/>
+                <w:sz w:val="18"/>
+                <w:szCs w:val="18"/>
+                <w:lang w:eastAsia="ru-RU"/>
+              </w:rPr>
+              <w:t xml:space="preserve">изготовления </w:t>
+            </w:r>
+            <w:r>
+              <w:rPr>
+                <w:rFonts w:ascii="Times New Roman" w:eastAsia="Times New Roman" w:hAnsi="Times New Roman" w:cs="Times New Roman"/>
+                <w:sz w:val="18"/>
+                <w:szCs w:val="18"/>
+                <w:lang w:eastAsia="ru-RU"/>
+              </w:rPr>
+              <w:t>кремниевых детекторов</w:t>
             </w:r>
             <w:r>
               <w:rPr>
@@ -2109,7 +2169,15 @@
           <w:rFonts w:ascii="Times New Roman" w:hAnsi="Times New Roman" w:cs="Times New Roman"/>
           <w:lang w:eastAsia="ru-RU"/>
         </w:rPr>
-        <w:t>______________</w:t>
+        <w:t>_____________</w:t>
+      </w:r>
+      <w:proofErr w:type="gramStart"/>
+      <w:r>
+        <w:rPr>
+          <w:rFonts w:ascii="Times New Roman" w:hAnsi="Times New Roman" w:cs="Times New Roman"/>
+          <w:lang w:eastAsia="ru-RU"/>
+        </w:rPr>
+        <w:t>_</w:t>
       </w:r>
       <w:r>
         <w:rPr>
@@ -2124,7 +2192,16 @@
           <w:u w:val="single"/>
           <w:lang w:eastAsia="ru-RU"/>
         </w:rPr>
-        <w:t>Замятин Николай Иванович</w:t>
+        <w:t>Замятин</w:t>
+      </w:r>
+      <w:proofErr w:type="gramEnd"/>
+      <w:r>
+        <w:rPr>
+          <w:rFonts w:ascii="Times New Roman" w:hAnsi="Times New Roman" w:cs="Times New Roman"/>
+          <w:u w:val="single"/>
+          <w:lang w:eastAsia="ru-RU"/>
+        </w:rPr>
+        <w:t xml:space="preserve"> Николай Иванович</w:t>
       </w:r>
     </w:p>
     <w:p>
@@ -2320,7 +2397,7 @@
     </w:p>
     <w:sectPr>
       <w:pgSz w:w="11906" w:h="16838"/>
-      <w:pgMar w:top="142" w:right="850" w:bottom="426" w:left="1701" w:header="708" w:footer="708" w:gutter="0"/>
+      <w:pgMar w:top="567" w:right="850" w:bottom="426" w:left="1701" w:header="708" w:footer="708" w:gutter="0"/>
       <w:cols w:space="708"/>
       <w:docGrid w:linePitch="360"/>
     </w:sectPr>
